--- a/public/materialy/1L/2/_ucitel/3. Kybernetická bezpečnost - plán hodiny.docx
+++ b/public/materialy/1L/2/_ucitel/3. Kybernetická bezpečnost - plán hodiny.docx
@@ -1639,7 +1639,7 @@
         <w:t xml:space="preserve">Tahle hodina stojí na diskuzi. </w:t>
       </w:r>
       <w:r>
-        <w:t>Žáci mají s podvodnými zprávami reálné zkušenosti (SMS o zásilkách, falešné výhry, Instagram). Nechte je vyprávět — příklady ze třídy jsou cennější než ty připravené.</w:t>
+        <w:t>Žáci mají s podvodnými zprávami reálné zkušenosti (SMS o zásilkách, falešné výhry, Instagram). Nech je vyprávět — příklady ze třídy jsou cennější než ty připravené.</w:t>
       </w:r>
     </w:p>
     <w:p>
@@ -1656,10 +1656,10 @@
           <w:b/>
           <w:bCs/>
         </w:rPr>
-        <w:t xml:space="preserve">Hesla: nikdy nenechte žáky zadávat skutečná hesla </w:t>
-      </w:r>
-      <w:r>
-        <w:t>do žádného testovacího webu. Sílu hesla vysvětlujte na principu (délka × znaková sada) a na smyšlených příkladech z pracovního listu.</w:t>
+        <w:t xml:space="preserve">Hesla: nikdy nenech žáky zadávat skutečná hesla </w:t>
+      </w:r>
+      <w:r>
+        <w:t>do žádného testovacího webu. Sílu hesla vysvětluj na principu (délka × znaková sada) a na smyšlených příkladech z pracovního listu.</w:t>
       </w:r>
     </w:p>
     <w:p>
@@ -1676,7 +1676,7 @@
           <w:b/>
           <w:bCs/>
         </w:rPr>
-        <w:t xml:space="preserve">Doporučte heslové fráze: </w:t>
+        <w:t xml:space="preserve">Doporuč heslové fráze: </w:t>
       </w:r>
       <w:r>
         <w:t>„ModryTraktor-jede-do-Brna7“ je delší, silnější a zapamatovatelnější než „P@ss1“. To je pro žáky nejužitečnější jednotlivá rada.</w:t>
@@ -1699,7 +1699,7 @@
         <w:t xml:space="preserve">Citlivé téma: </w:t>
       </w:r>
       <w:r>
-        <w:t>u digitální stopy nevyžadujte, aby žáci říkali, co o sobě našli. Pracujte obecně („co jde o člověku najít“), ať nikoho nestavíte do nepříjemné situace.</w:t>
+        <w:t>u digitální stopy nevyžaduj, aby žáci říkali, co o sobě našli. Pracuj obecně („co jde o člověku najít“), ať nikoho nestavíš do nepříjemné situace.</w:t>
       </w:r>
     </w:p>
     <w:p>
@@ -1716,7 +1716,7 @@
           <w:b/>
           <w:bCs/>
         </w:rPr>
-        <w:t xml:space="preserve">Jak poznáte porozumění: </w:t>
+        <w:t xml:space="preserve">Jak poznáš porozumění: </w:t>
       </w:r>
       <w:r>
         <w:t>žák u e-mailu neřekne jen „vypadá divně“, ale ukáže konkrétní znak (adresa odesílatele, odkaz vede jinam, časový nátlak, chyby).</w:t>
@@ -2706,7 +2706,7 @@
                 <w:sz w:val="21"/>
                 <w:szCs w:val="21"/>
               </w:rPr>
-              <w:t xml:space="preserve">Použijte čísla: většina útoků na firmy začíná </w:t>
+              <w:t xml:space="preserve">Použij čísla: většina útoků na firmy začíná </w:t>
             </w:r>
             <w:proofErr w:type="spellStart"/>
             <w:r>
@@ -2722,7 +2722,7 @@
                 <w:sz w:val="21"/>
                 <w:szCs w:val="21"/>
               </w:rPr>
-              <w:t>. Ptejte se: „Kolik z vás dostalo podvodnou SMS tento měsíc?“ — zvedne se les rukou.</w:t>
+              <w:t>. Ptej se: „Kolik z vás dostalo podvodnou SMS tento měsíc?“ — zvedne se les rukou.</w:t>
             </w:r>
           </w:p>
         </w:tc>
@@ -2788,7 +2788,7 @@
                 <w:sz w:val="21"/>
                 <w:szCs w:val="21"/>
               </w:rPr>
-              <w:t>Vyžadujte u každé zásady vlastní vysvětlení „proč“ jednou větou — to z AI bez pochopení nezkopírují. Připomeňte pravidlo o AI v zadání.</w:t>
+              <w:t>Vyžaduj u každé zásady vlastní vysvětlení „proč“ jednou větou — to z AI bez pochopení nezkopírují. Připomeň pravidlo o AI v zadání.</w:t>
             </w:r>
           </w:p>
         </w:tc>
@@ -2854,7 +2854,7 @@
                 <w:sz w:val="21"/>
                 <w:szCs w:val="21"/>
               </w:rPr>
-              <w:t>Diskuzi utněte v 15. minutě — desatero je výstup, bez něj hodina nemá doklad o učení.</w:t>
+              <w:t>Diskuzi utni v 15. minutě — desatero je výstup, bez něj hodina nemá doklad o učení.</w:t>
             </w:r>
           </w:p>
         </w:tc>
@@ -2920,7 +2920,7 @@
                 <w:sz w:val="21"/>
                 <w:szCs w:val="21"/>
               </w:rPr>
-              <w:t>Oceňte otevřenost, převeďte na obecnou rovinu a nabídněte rozhovor po hodině.</w:t>
+              <w:t>Oceň otevřenost, převeď na obecnou rovinu a nabídni rozhovor po hodině.</w:t>
             </w:r>
           </w:p>
         </w:tc>
@@ -3068,7 +3068,7 @@
           <w:i/>
           <w:iCs/>
         </w:rPr>
-        <w:t>(Vyplňte po hodině.)</w:t>
+        <w:t>(Vyplň po hodině.)</w:t>
       </w:r>
     </w:p>
     <w:sectPr>

--- a/public/materialy/1L/2/_ucitel/3. Kybernetická bezpečnost - plán hodiny.docx
+++ b/public/materialy/1L/2/_ucitel/3. Kybernetická bezpečnost - plán hodiny.docx
@@ -14,7 +14,7 @@
           <w:sz w:val="52"/>
           <w:szCs w:val="52"/>
         </w:rPr>
-        <w:t>Plán hodiny 3 — Kybernetická bezpečnost a ochrana osobních údajů</w:t>
+        <w:t>Plán hodiny 3 — Kybernetická bezpečnost a ochrana osobních údajů</w:t>
       </w:r>
     </w:p>
     <w:p>
@@ -32,7 +32,7 @@
           <w:sz w:val="26"/>
           <w:szCs w:val="26"/>
         </w:rPr>
-        <w:t>Úvod do informatiky a digitální gramotnost • 1. ročník SPŠ • 45 minut</w:t>
+        <w:t>Úvod do informatiky a digitální gramotnost • 1. ročník SPŠ • 45 minut</w:t>
       </w:r>
     </w:p>
     <w:p>
@@ -133,7 +133,7 @@
                 <w:sz w:val="21"/>
                 <w:szCs w:val="21"/>
               </w:rPr>
-              <w:t>Úvod do informatiky a digitální gramotnost (hodina 3 z 6)</w:t>
+              <w:t>Úvod do informatiky a digitální gramotnost (hodina 3 z 6)</w:t>
             </w:r>
           </w:p>
         </w:tc>
@@ -265,7 +265,7 @@
                 <w:sz w:val="21"/>
                 <w:szCs w:val="21"/>
               </w:rPr>
-              <w:t>1. ročník, střední průmyslová škola (strojní a stavební obory)</w:t>
+              <w:t>1. ročník, střední průmyslová škola (strojní a stavební obory)</w:t>
             </w:r>
           </w:p>
         </w:tc>
@@ -397,7 +397,7 @@
                 <w:sz w:val="21"/>
                 <w:szCs w:val="21"/>
               </w:rPr>
-              <w:t>Částečně povolené — jen k vysvětlení pojmu, kterému žák nerozumí. Úkoly žák vypracovává sám.</w:t>
+              <w:t>Částečně povolené — jen k vysvětlení pojmu, kterému žák nerozumí. Úkoly žák vypracovává sám.</w:t>
             </w:r>
           </w:p>
         </w:tc>
@@ -432,7 +432,7 @@
       </w:r>
       <w:proofErr w:type="spellEnd"/>
       <w:r>
-        <w:t>) e-mail podle typických znaků, vytvoří silné heslo a vysvětlí, proč ho nesdílet a nepoužívat opakovaně. Ví, co jsou osobní údaje, a uvědomuje si, co o sobě zveřejňuje na internetu.</w:t>
+        <w:t>) e-mail podle typických znaků, vytvoří silné heslo a vysvětlí, proč ho nesdílet a nepoužívat opakovaně. Ví, co jsou osobní údaje, a uvědomuje si, co o sobě zveřejňuje na internetu.</w:t>
       </w:r>
     </w:p>
     <w:p>
@@ -453,7 +453,7 @@
         <w:spacing w:after="40"/>
       </w:pPr>
       <w:r>
-        <w:t>najít v podvodném e-mailu alespoň 3 podezřelé znaky;</w:t>
+        <w:t>najít v podvodném e-mailu alespoň 3 podezřelé znaky;</w:t>
       </w:r>
     </w:p>
     <w:p>
@@ -466,7 +466,7 @@
         <w:spacing w:after="40"/>
       </w:pPr>
       <w:r>
-        <w:t>popsat, jak vypadá silné heslo, a vysvětlit princip dvoufázového ověření (2FA);</w:t>
+        <w:t>popsat, jak vypadá silné heslo, a vysvětlit princip dvoufázového ověření (2FA);</w:t>
       </w:r>
     </w:p>
     <w:p>
@@ -479,7 +479,7 @@
         <w:spacing w:after="40"/>
       </w:pPr>
       <w:r>
-        <w:t>vyjmenovat příklady osobních údajů a říct, které nikdy nesdělovat;</w:t>
+        <w:t>vyjmenovat příklady osobních údajů a říct, které nikdy nesdělovat;</w:t>
       </w:r>
     </w:p>
     <w:p>
@@ -563,7 +563,7 @@
         <w:spacing w:after="40"/>
       </w:pPr>
       <w:r>
-        <w:t>Počítače s internetem, dataprojektor.</w:t>
+        <w:t>Počítače s internetem, dataprojektor.</w:t>
       </w:r>
     </w:p>
     <w:p>
@@ -589,7 +589,7 @@
         <w:spacing w:after="40"/>
       </w:pPr>
       <w:r>
-        <w:t>Připravené 3 ukázkové e-maily (2 podvodné, 1 pravý) — vytištěné nebo promítnuté; texty jsou v pracovním listu.</w:t>
+        <w:t>Připravené 3 ukázkové e-maily (2 podvodné, 1 pravý) — vytištěné nebo promítnuté; texty jsou v pracovním listu.</w:t>
       </w:r>
     </w:p>
     <w:p>
@@ -874,7 +874,7 @@
                 <w:sz w:val="21"/>
                 <w:szCs w:val="21"/>
               </w:rPr>
-              <w:t>Úvod a motivace</w:t>
+              <w:t>Úvod a motivace</w:t>
             </w:r>
           </w:p>
         </w:tc>
@@ -903,7 +903,7 @@
                 <w:sz w:val="21"/>
                 <w:szCs w:val="21"/>
               </w:rPr>
-              <w:t>Promítne podvodný e-mail „Vaše zásilka čeká, zaplaťte 25 Kč“ a zeptá se: „Kdo by kliknul? Proč ano, proč ne?“</w:t>
+              <w:t>Promítne podvodný e-mail „Vaše zásilka čeká, zaplaťte 25 Kč“ a zeptá se: „Kdo by kliknul? Proč ano, proč ne?“</w:t>
             </w:r>
           </w:p>
         </w:tc>
@@ -932,7 +932,7 @@
                 <w:sz w:val="21"/>
                 <w:szCs w:val="21"/>
               </w:rPr>
-              <w:t>Hlasují, argumentují, sdílejí vlastní zkušenosti s podvodnými zprávami a SMS.</w:t>
+              <w:t>Hlasují, argumentují, sdílejí vlastní zkušenosti s podvodnými zprávami a SMS.</w:t>
             </w:r>
           </w:p>
         </w:tc>
@@ -1027,7 +1027,7 @@
                 <w:sz w:val="21"/>
                 <w:szCs w:val="21"/>
               </w:rPr>
-              <w:t>Rozdá/promítne 3 e-maily (v pracovním listu). Dvojice hledají, který je pravý a podle čeho se to pozná.</w:t>
+              <w:t>Rozdá/promítne 3 e-maily (v pracovním listu). Dvojice hledají, který je pravý a podle čeho se to pozná.</w:t>
             </w:r>
           </w:p>
         </w:tc>
@@ -1167,7 +1167,7 @@
                 <w:sz w:val="21"/>
                 <w:szCs w:val="21"/>
               </w:rPr>
-              <w:t xml:space="preserve"> na tabuli. Učitel doplní: silná hesla, 2FA, osobní údaje, digitální stopa. Ukáže kontrolu adresy odesílatele a odkazu (najetí myší bez kliknutí).</w:t>
+              <w:t xml:space="preserve"> na tabuli. Učitel doplní: silná hesla, 2FA, osobní údaje, digitální stopa. Ukáže kontrolu adresy odesílatele a odkazu (najetí myší bez kliknutí).</w:t>
             </w:r>
           </w:p>
         </w:tc>
@@ -1336,7 +1336,7 @@
                 <w:sz w:val="21"/>
                 <w:szCs w:val="21"/>
               </w:rPr>
-              <w:t>Každý tvoří vlastní desatero (min. 6 zásad) s krátkým vysvětlením, proč zásada platí.</w:t>
+              <w:t>Každý tvoří vlastní desatero (min. 6 zásad) s krátkým vysvětlením, proč zásada platí.</w:t>
             </w:r>
           </w:p>
         </w:tc>
@@ -1402,7 +1402,7 @@
                 <w:sz w:val="21"/>
                 <w:szCs w:val="21"/>
               </w:rPr>
-              <w:t>Kontrola a odevzdání</w:t>
+              <w:t>Kontrola a odevzdání</w:t>
             </w:r>
           </w:p>
         </w:tc>
@@ -1460,7 +1460,7 @@
                 <w:sz w:val="21"/>
                 <w:szCs w:val="21"/>
               </w:rPr>
-              <w:t xml:space="preserve">Ukládají a odevzdávají </w:t>
+              <w:t xml:space="preserve">Ukládají a odevzdávají </w:t>
             </w:r>
             <w:proofErr w:type="spellStart"/>
             <w:r>
@@ -1542,7 +1542,7 @@
                 <w:sz w:val="21"/>
                 <w:szCs w:val="21"/>
               </w:rPr>
-              <w:t>Shrnutí a reflexe</w:t>
+              <w:t>Shrnutí a reflexe</w:t>
             </w:r>
           </w:p>
         </w:tc>
@@ -1639,7 +1639,7 @@
         <w:t xml:space="preserve">Tahle hodina stojí na diskuzi. </w:t>
       </w:r>
       <w:r>
-        <w:t>Žáci mají s podvodnými zprávami reálné zkušenosti (SMS o zásilkách, falešné výhry, Instagram). Nech je vyprávět — příklady ze třídy jsou cennější než ty připravené.</w:t>
+        <w:t>Žáci mají s podvodnými zprávami reálné zkušenosti (SMS o zásilkách, falešné výhry, Instagram). Nech je vyprávět — příklady ze třídy jsou cennější než ty připravené.</w:t>
       </w:r>
     </w:p>
     <w:p>
@@ -1659,7 +1659,7 @@
         <w:t xml:space="preserve">Hesla: nikdy nenech žáky zadávat skutečná hesla </w:t>
       </w:r>
       <w:r>
-        <w:t>do žádného testovacího webu. Sílu hesla vysvětluj na principu (délka × znaková sada) a na smyšlených příkladech z pracovního listu.</w:t>
+        <w:t>do žádného testovacího webu. Sílu hesla vysvětluj na principu (délka × znaková sada) a na smyšlených příkladech z pracovního listu.</w:t>
       </w:r>
     </w:p>
     <w:p>
@@ -1679,7 +1679,7 @@
         <w:t xml:space="preserve">Doporuč heslové fráze: </w:t>
       </w:r>
       <w:r>
-        <w:t>„ModryTraktor-jede-do-Brna7“ je delší, silnější a zapamatovatelnější než „P@ss1“. To je pro žáky nejužitečnější jednotlivá rada.</w:t>
+        <w:t>„ModryTraktor-jede-do-Brna7“ je delší, silnější a zapamatovatelnější než „P@ss1“. To je pro žáky nejužitečnější jednotlivá rada.</w:t>
       </w:r>
     </w:p>
     <w:p>
@@ -1699,7 +1699,7 @@
         <w:t xml:space="preserve">Citlivé téma: </w:t>
       </w:r>
       <w:r>
-        <w:t>u digitální stopy nevyžaduj, aby žáci říkali, co o sobě našli. Pracuj obecně („co jde o člověku najít“), ať nikoho nestavíš do nepříjemné situace.</w:t>
+        <w:t>u digitální stopy nevyžaduj, aby žáci říkali, co o sobě našli. Pracuj obecně („co jde o člověku najít“), ať nikoho nestavíš do nepříjemné situace.</w:t>
       </w:r>
     </w:p>
     <w:p>
@@ -1719,7 +1719,7 @@
         <w:t xml:space="preserve">Jak poznáš porozumění: </w:t>
       </w:r>
       <w:r>
-        <w:t>žák u e-mailu neřekne jen „vypadá divně“, ale ukáže konkrétní znak (adresa odesílatele, odkaz vede jinam, časový nátlak, chyby).</w:t>
+        <w:t>žák u e-mailu neřekne jen „vypadá divně“, ale ukáže konkrétní znak (adresa odesílatele, odkaz vede jinam, časový nátlak, chyby).</w:t>
       </w:r>
     </w:p>
     <w:p>
@@ -1961,7 +1961,7 @@
                 <w:sz w:val="21"/>
                 <w:szCs w:val="21"/>
               </w:rPr>
-              <w:t>Analýza všech 3 e-mailů, desatero s min. 6 zásadami a vysvětlením.</w:t>
+              <w:t>Analýza všech 3 e-mailů, desatero s min. 6 zásadami a vysvětlením.</w:t>
             </w:r>
           </w:p>
         </w:tc>
@@ -2043,7 +2043,7 @@
                 <w:sz w:val="21"/>
                 <w:szCs w:val="21"/>
               </w:rPr>
-              <w:t xml:space="preserve"> e-mail na školní téma a vymění si ho se sousedem — ten musí najít všechny nástrahy. (Výborné na pochopení útočníkova myšlení; zdůraznit, že jde o cvičení.)</w:t>
+              <w:t xml:space="preserve"> e-mail na školní téma a vymění si ho se sousedem — ten musí najít všechny nástrahy. (Výborné na pochopení útočníkova myšlení; zdůraznit, že jde o cvičení.)</w:t>
             </w:r>
           </w:p>
         </w:tc>
@@ -2063,7 +2063,7 @@
           <w:szCs w:val="30"/>
         </w:rPr>
         <w:lastRenderedPageBreak/>
-        <w:t>Výstup z hodiny</w:t>
+        <w:t>Výstup z hodiny</w:t>
       </w:r>
     </w:p>
     <w:p>
@@ -2071,7 +2071,7 @@
         <w:spacing w:after="100"/>
       </w:pPr>
       <w:r>
-        <w:t xml:space="preserve">Vyplněná analýza e-mailů v pracovním listu a soubor </w:t>
+        <w:t xml:space="preserve">Vyplněná analýza e-mailů v pracovním listu a soubor </w:t>
       </w:r>
       <w:proofErr w:type="spellStart"/>
       <w:r>
@@ -2087,7 +2087,7 @@
       </w:r>
       <w:proofErr w:type="spellEnd"/>
       <w:r>
-        <w:t>) s minimálně 6 zásadami bezpečného chování a krátkým vysvětlením, odevzdaný podle pokynů.</w:t>
+        <w:t>) s minimálně 6 zásadami bezpečného chování a krátkým vysvětlením, odevzdaný podle pokynů.</w:t>
       </w:r>
     </w:p>
     <w:p>
@@ -2263,7 +2263,7 @@
                 <w:sz w:val="21"/>
                 <w:szCs w:val="21"/>
               </w:rPr>
-              <w:t>Desatero má 6+ smysluplných zásad s vysvětlením, analýza e-mailů správná (3+ znaky), odevzdáno správně.</w:t>
+              <w:t>Desatero má 6+ smysluplných zásad s vysvětlením, analýza e-mailů správná (3+ znaky), odevzdáno správně.</w:t>
             </w:r>
           </w:p>
         </w:tc>
@@ -2329,7 +2329,7 @@
                 <w:sz w:val="21"/>
                 <w:szCs w:val="21"/>
               </w:rPr>
-              <w:t>Drobné nedostatky (méně vysvětlení, 2 znaky u e-mailů).</w:t>
+              <w:t>Drobné nedostatky (méně vysvětlení, 2 znaky u e-mailů).</w:t>
             </w:r>
           </w:p>
         </w:tc>
@@ -2546,7 +2546,7 @@
           <w:sz w:val="30"/>
           <w:szCs w:val="30"/>
         </w:rPr>
-        <w:t>Možné problémy a jejich řešení</w:t>
+        <w:t>Možné problémy a jejich řešení</w:t>
       </w:r>
     </w:p>
     <w:tbl>
@@ -2722,7 +2722,7 @@
                 <w:sz w:val="21"/>
                 <w:szCs w:val="21"/>
               </w:rPr>
-              <w:t>. Ptej se: „Kolik z vás dostalo podvodnou SMS tento měsíc?“ — zvedne se les rukou.</w:t>
+              <w:t>. Ptej se: „Kolik z vás dostalo podvodnou SMS tento měsíc?“ — zvedne se les rukou.</w:t>
             </w:r>
           </w:p>
         </w:tc>
@@ -2759,7 +2759,7 @@
                 <w:sz w:val="21"/>
                 <w:szCs w:val="21"/>
               </w:rPr>
-              <w:t>Žáci opisují zásady z internetu/AI bez přemýšlení.</w:t>
+              <w:t>Žáci opisují zásady z internetu/AI bez přemýšlení.</w:t>
             </w:r>
           </w:p>
         </w:tc>
@@ -2788,7 +2788,7 @@
                 <w:sz w:val="21"/>
                 <w:szCs w:val="21"/>
               </w:rPr>
-              <w:t>Vyžaduj u každé zásady vlastní vysvětlení „proč“ jednou větou — to z AI bez pochopení nezkopírují. Připomeň pravidlo o AI v zadání.</w:t>
+              <w:t>Vyžaduj u každé zásady vlastní vysvětlení „proč“ jednou větou — to z AI bez pochopení nezkopírují. Připomeň pravidlo o AI v zadání.</w:t>
             </w:r>
           </w:p>
         </w:tc>
@@ -2825,7 +2825,7 @@
                 <w:sz w:val="21"/>
                 <w:szCs w:val="21"/>
               </w:rPr>
-              <w:t>Diskuze se rozjede a nestíhá se praktická část.</w:t>
+              <w:t>Diskuze se rozjede a nestíhá se praktická část.</w:t>
             </w:r>
           </w:p>
         </w:tc>
@@ -2854,7 +2854,7 @@
                 <w:sz w:val="21"/>
                 <w:szCs w:val="21"/>
               </w:rPr>
-              <w:t>Diskuzi utni v 15. minutě — desatero je výstup, bez něj hodina nemá doklad o učení.</w:t>
+              <w:t>Diskuzi utni v 15. minutě — desatero je výstup, bez něj hodina nemá doklad o učení.</w:t>
             </w:r>
           </w:p>
         </w:tc>
@@ -2920,7 +2920,7 @@
                 <w:sz w:val="21"/>
                 <w:szCs w:val="21"/>
               </w:rPr>
-              <w:t>Oceň otevřenost, převeď na obecnou rovinu a nabídni rozhovor po hodině.</w:t>
+              <w:t>Oceň otevřenost, převeď na obecnou rovinu a nabídni rozhovor po hodině.</w:t>
             </w:r>
           </w:p>
         </w:tc>
@@ -3002,7 +3002,7 @@
                 <w:sz w:val="21"/>
                 <w:szCs w:val="21"/>
               </w:rPr>
-              <w:t xml:space="preserve"> — e-maily jsou v listu, desatero ve Wordu.</w:t>
+              <w:t xml:space="preserve"> — e-maily jsou v listu, desatero ve Wordu.</w:t>
             </w:r>
           </w:p>
         </w:tc>
@@ -3056,7 +3056,7 @@
           <w:szCs w:val="30"/>
         </w:rPr>
         <w:lastRenderedPageBreak/>
-        <w:t>Poznámky a reflexe učitele</w:t>
+        <w:t>Poznámky a reflexe učitele</w:t>
       </w:r>
     </w:p>
     <w:p>
